--- a/cis300-site/phewitt2 - Project Assignment - Project Update 1.docx
+++ b/cis300-site/phewitt2 - Project Assignment - Project Update 1.docx
@@ -39,7 +39,7 @@
         <w:rPr>
           <w:sz w:val="22"/>
         </w:rPr>
-        <w:t>Student ID: 1238614626</w:t>
+        <w:t>Student ID: (removed for the public copy)</w:t>
         <w:br/>
       </w:r>
       <w:r>
